--- a/rag-maintenance/docs/要件定義書.docx
+++ b/rag-maintenance/docs/要件定義書.docx
@@ -12328,6 +12328,41 @@
               <w:pStyle w:val="Compact"/>
             </w:pPr>
             <w:r>
+              <w:t xml:space="preserve">App Service Plan</w:t>
+            </w:r>
+          </w:p>
+        </w:tc>
+        <w:tc>
+          <w:tcPr/>
+          <w:p>
+            <w:pPr>
+              <w:pStyle w:val="Compact"/>
+            </w:pPr>
+            <w:r>
+              <w:t xml:space="preserve">Basic B1</w:t>
+            </w:r>
+          </w:p>
+        </w:tc>
+        <w:tc>
+          <w:tcPr/>
+          <w:p>
+            <w:pPr>
+              <w:pStyle w:val="Compact"/>
+            </w:pPr>
+            <w:r>
+              <w:t xml:space="preserve">Azure Web Appのホスティングプラン</w:t>
+            </w:r>
+          </w:p>
+        </w:tc>
+      </w:tr>
+      <w:tr>
+        <w:tc>
+          <w:tcPr/>
+          <w:p>
+            <w:pPr>
+              <w:pStyle w:val="Compact"/>
+            </w:pPr>
+            <w:r>
               <w:t xml:space="preserve">Azure Web App</w:t>
             </w:r>
           </w:p>
@@ -12540,22 +12575,53 @@
         <w:t xml:space="preserve"> </w:t>
       </w:r>
       <w:r>
-        <w:t xml:space="preserve">がこの repo </w:t>
-      </w:r>
-      <w:r>
-        <w:rPr>
-          <w:rFonts w:hint="eastAsia"/>
-        </w:rPr>
-        <w:t xml:space="preserve">で直接作成するのは</w:t>
-      </w:r>
-      <w:r>
-        <w:t xml:space="preserve"> Managed Identity、App Service Plan、Azure Web App である。Azure AI Search、Azure OpenAI、Cosmos DB、Application Insights、Azure Bot Service </w:t>
-      </w:r>
-      <w:r>
-        <w:rPr>
-          <w:rFonts w:hint="eastAsia"/>
-        </w:rPr>
-        <w:t xml:space="preserve">は既存環境または別手順で用意する前提とする。Key</w:t>
+        <w:t xml:space="preserve">には Managed Identity、App Service Plan、Azure Web App </w:t>
+      </w:r>
+      <w:r>
+        <w:rPr>
+          <w:rFonts w:hint="eastAsia"/>
+        </w:rPr>
+        <w:t xml:space="preserve">の定義が含まれるが、導入手順書では</w:t>
+      </w:r>
+      <w:r>
+        <w:t xml:space="preserve"> Azure CLI </w:t>
+      </w:r>
+      <w:r>
+        <w:rPr>
+          <w:rFonts w:hint="eastAsia"/>
+        </w:rPr>
+        <w:t xml:space="preserve">で個別にリソースを作成する手順を採用している（Bicep</w:t>
+      </w:r>
+      <w:r>
+        <w:t xml:space="preserve"> の</w:t>
+      </w:r>
+      <w:r>
+        <w:t xml:space="preserve"> </w:t>
+      </w:r>
+      <w:r>
+        <w:rPr>
+          <w:rFonts w:ascii="Consolas" w:hAnsi="Consolas" w:eastAsia="Meiryo UI" w:cs="Consolas"/>
+          <w:rStyle w:val="VerbatimChar"/>
+        </w:rPr>
+        <w:t xml:space="preserve">arm/deploy</w:t>
+      </w:r>
+      <w:r>
+        <w:t xml:space="preserve"> </w:t>
+      </w:r>
+      <w:r>
+        <w:rPr>
+          <w:rFonts w:hint="eastAsia"/>
+        </w:rPr>
+        <w:t xml:space="preserve">アクションは使用しない）。Azure</w:t>
+      </w:r>
+      <w:r>
+        <w:t xml:space="preserve"> AI Search、Azure OpenAI、Cosmos DB、Application Insights、Azure Bot Service </w:t>
+      </w:r>
+      <w:r>
+        <w:rPr>
+          <w:rFonts w:hint="eastAsia"/>
+        </w:rPr>
+        <w:t xml:space="preserve">も導入手順書の手順に従い構築する。Key</w:t>
       </w:r>
       <w:r>
         <w:t xml:space="preserve"> Vault </w:t>
@@ -12829,7 +12895,13 @@
               <w:t xml:space="preserve">Embedding（text-embedding-3-large）のみ。$0.13/1M</w:t>
             </w:r>
             <w:r>
-              <w:t xml:space="preserve"> tokens</w:t>
+              <w:t xml:space="preserve"> </w:t>
+            </w:r>
+            <w:r>
+              <w:rPr>
+                <w:rFonts w:hint="eastAsia"/>
+              </w:rPr>
+              <w:t xml:space="preserve">tokens。初期構築時は全件ベクトル化でコスト増加</w:t>
             </w:r>
           </w:p>
         </w:tc>
@@ -15495,6 +15567,20 @@
               <w:pStyle w:val="Compact"/>
             </w:pPr>
             <w:r>
+              <w:rPr>
+                <w:rFonts w:hint="eastAsia"/>
+              </w:rPr>
+              <w:t xml:space="preserve">✓（ja.microsoft）</w:t>
+            </w:r>
+          </w:p>
+        </w:tc>
+        <w:tc>
+          <w:tcPr/>
+          <w:p>
+            <w:pPr>
+              <w:pStyle w:val="Compact"/>
+            </w:pPr>
+            <w:r>
               <w:t xml:space="preserve">✓</w:t>
             </w:r>
           </w:p>
@@ -15506,17 +15592,6 @@
               <w:pStyle w:val="Compact"/>
             </w:pPr>
             <w:r>
-              <w:t xml:space="preserve">✓</w:t>
-            </w:r>
-          </w:p>
-        </w:tc>
-        <w:tc>
-          <w:tcPr/>
-          <w:p>
-            <w:pPr>
-              <w:pStyle w:val="Compact"/>
-            </w:pPr>
-            <w:r>
               <w:t xml:space="preserve">—</w:t>
             </w:r>
           </w:p>
@@ -15774,7 +15849,29 @@
               <w:rPr>
                 <w:rFonts w:hint="eastAsia"/>
               </w:rPr>
-              <w:t xml:space="preserve">content（結合テキスト）。Skillsetのベクトル化入力ソース（このフィールドからcontentVectorを生成）</w:t>
+              <w:t xml:space="preserve">content（結合テキスト）。Skillsetのベクトル化入力ソース（このフィールドからcontentVectorを生成）。BM25テキスト検索の</w:t>
+            </w:r>
+            <w:r>
+              <w:rPr>
+                <w:rFonts w:ascii="Consolas" w:hAnsi="Consolas" w:eastAsia="Meiryo UI" w:cs="Consolas"/>
+                <w:rStyle w:val="VerbatimChar"/>
+              </w:rPr>
+              <w:t xml:space="preserve">searchFields</w:t>
+            </w:r>
+            <w:r>
+              <w:rPr>
+                <w:rFonts w:hint="eastAsia"/>
+              </w:rPr>
+              <w:t xml:space="preserve">には含めない（ベクトル化入力およびSemantic</w:t>
+            </w:r>
+            <w:r>
+              <w:t xml:space="preserve"> </w:t>
+            </w:r>
+            <w:r>
+              <w:rPr>
+                <w:rFonts w:hint="eastAsia"/>
+              </w:rPr>
+              <w:t xml:space="preserve">Rankerのコンテキスト用途）</w:t>
             </w:r>
           </w:p>
         </w:tc>
@@ -15883,7 +15980,10 @@
               <w:pStyle w:val="Compact"/>
             </w:pPr>
             <w:r>
-              <w:t xml:space="preserve">✓</w:t>
+              <w:rPr>
+                <w:rFonts w:hint="eastAsia"/>
+              </w:rPr>
+              <w:t xml:space="preserve">✓（ja.microsoft）</w:t>
             </w:r>
           </w:p>
         </w:tc>
@@ -20206,113 +20306,656 @@
           </w:p>
         </w:tc>
       </w:tr>
-      <w:tr>
-        <w:tc>
-          <w:tcPr/>
-          <w:p>
-            <w:pPr>
-              <w:pStyle w:val="Compact"/>
-            </w:pPr>
-            <w:r>
-              <w:t xml:space="preserve">Azure </w:t>
-            </w:r>
-            <w:r>
-              <w:rPr>
-                <w:rFonts w:hint="eastAsia"/>
-              </w:rPr>
-              <w:t xml:space="preserve">OpenAI認証</w:t>
-            </w:r>
-          </w:p>
-        </w:tc>
-        <w:tc>
-          <w:tcPr/>
-          <w:p>
-            <w:pPr>
-              <w:pStyle w:val="Compact"/>
-            </w:pPr>
-            <w:r>
-              <w:t xml:space="preserve">Managed </w:t>
-            </w:r>
-            <w:r>
-              <w:rPr>
-                <w:rFonts w:hint="eastAsia"/>
-              </w:rPr>
-              <w:t xml:space="preserve">Identity（Cognitive</w:t>
-            </w:r>
-            <w:r>
-              <w:t xml:space="preserve"> Services OpenAI </w:t>
-            </w:r>
-            <w:r>
-              <w:rPr>
-                <w:rFonts w:hint="eastAsia"/>
-              </w:rPr>
-              <w:t xml:space="preserve">Userロール付与）</w:t>
-            </w:r>
-          </w:p>
-        </w:tc>
-      </w:tr>
-      <w:tr>
-        <w:tc>
-          <w:tcPr/>
-          <w:p>
-            <w:pPr>
-              <w:pStyle w:val="Compact"/>
-            </w:pPr>
-            <w:r>
-              <w:t xml:space="preserve">Cosmos </w:t>
-            </w:r>
-            <w:r>
-              <w:rPr>
-                <w:rFonts w:hint="eastAsia"/>
-              </w:rPr>
-              <w:t xml:space="preserve">DB書き込み認証</w:t>
-            </w:r>
-          </w:p>
-        </w:tc>
-        <w:tc>
-          <w:tcPr/>
-          <w:p>
-            <w:pPr>
-              <w:pStyle w:val="Compact"/>
-            </w:pPr>
-            <w:r>
-              <w:t xml:space="preserve">Web AppのManaged Identityに</w:t>
-            </w:r>
+    </w:tbl>
+    <w:p>
+      <w:pPr>
+        <w:pStyle w:val="BodyText"/>
+      </w:pPr>
+      <w:r>
+        <w:rPr>
+          <w:b/>
+          <w:bCs/>
+        </w:rPr>
+        <w:t xml:space="preserve">Managed </w:t>
+      </w:r>
+      <w:r>
+        <w:rPr>
+          <w:rFonts w:hint="eastAsia"/>
+          <w:b/>
+          <w:bCs/>
+        </w:rPr>
+        <w:t xml:space="preserve">Identityロール付与一覧:</w:t>
+      </w:r>
+    </w:p>
+    <w:p>
+      <w:pPr>
+        <w:pStyle w:val="BodyText"/>
+      </w:pPr>
+      <w:r>
+        <w:t xml:space="preserve">AI SearchのManaged </w:t>
+      </w:r>
+      <w:r>
+        <w:rPr>
+          <w:rFonts w:hint="eastAsia"/>
+        </w:rPr>
+        <w:t xml:space="preserve">Identity向け:</w:t>
+      </w:r>
+    </w:p>
+    <w:tbl>
+      <w:tblPr>
+        <w:tblStyle w:val="Table"/>
+        <w:tblW w:type="pct" w:w="5000"/>
+        <w:tblLayout w:type="autofit"/>
+        <w:tblLook w:firstRow="1" w:lastRow="0" w:firstColumn="0" w:lastColumn="0" w:noHBand="0" w:noVBand="0" w:val="0020"/>
+        <w:tblBorders>
+          <w:top w:val="single" w:sz="4" w:space="0" w:color="000000"/>
+          <w:left w:val="single" w:sz="4" w:space="0" w:color="000000"/>
+          <w:bottom w:val="single" w:sz="4" w:space="0" w:color="000000"/>
+          <w:right w:val="single" w:sz="4" w:space="0" w:color="000000"/>
+          <w:insideH w:val="single" w:sz="4" w:space="0" w:color="000000"/>
+          <w:insideV w:val="single" w:sz="4" w:space="0" w:color="000000"/>
+        </w:tblBorders>
+        <w:jc w:val="center"/>
+      </w:tblPr>
+      <w:tblGrid>
+        <w:gridCol w:w="3677"/>
+        <w:gridCol w:w="2545"/>
+        <w:gridCol w:w="1697"/>
+      </w:tblGrid>
+      <w:tr>
+        <w:trPr>
+          <w:tblHeader w:val="on"/>
+        </w:trPr>
+        <w:tc>
+          <w:tcPr>
+            <w:shd w:val="clear" w:color="auto" w:fill="2B5292"/>
+          </w:tcPr>
+          <w:tcPr/>
+          <w:p>
+            <w:pPr>
+              <w:pStyle w:val="Compact"/>
+            </w:pPr>
+            <w:r>
+              <w:rPr>
+                <w:color w:val="FFFFFF"/>
+                <w:b/>
+                <w:bCs/>
+                <w:rFonts w:hint="eastAsia"/>
+              </w:rPr>
+              <w:t xml:space="preserve">対象リソース</w:t>
+            </w:r>
+          </w:p>
+        </w:tc>
+        <w:tc>
+          <w:tcPr>
+            <w:shd w:val="clear" w:color="auto" w:fill="2B5292"/>
+          </w:tcPr>
+          <w:tcPr/>
+          <w:p>
+            <w:pPr>
+              <w:pStyle w:val="Compact"/>
+            </w:pPr>
+            <w:r>
+              <w:rPr>
+                <w:color w:val="FFFFFF"/>
+                <w:b/>
+                <w:bCs/>
+                <w:rFonts w:hint="eastAsia"/>
+              </w:rPr>
+              <w:t xml:space="preserve">ロール名</w:t>
+            </w:r>
+          </w:p>
+        </w:tc>
+        <w:tc>
+          <w:tcPr>
+            <w:shd w:val="clear" w:color="auto" w:fill="2B5292"/>
+          </w:tcPr>
+          <w:tcPr/>
+          <w:p>
+            <w:pPr>
+              <w:pStyle w:val="Compact"/>
+            </w:pPr>
+            <w:r>
+              <w:rPr>
+                <w:color w:val="FFFFFF"/>
+                <w:b/>
+                <w:bCs/>
+                <w:rFonts w:hint="eastAsia"/>
+              </w:rPr>
+              <w:t xml:space="preserve">用途</w:t>
+            </w:r>
+          </w:p>
+        </w:tc>
+      </w:tr>
+      <w:tr>
+        <w:tc>
+          <w:tcPr/>
+          <w:p>
+            <w:pPr>
+              <w:pStyle w:val="Compact"/>
+            </w:pPr>
+            <w:r>
+              <w:t xml:space="preserve">Azure OpenAI</w:t>
+            </w:r>
+          </w:p>
+        </w:tc>
+        <w:tc>
+          <w:tcPr/>
+          <w:p>
+            <w:pPr>
+              <w:pStyle w:val="Compact"/>
+            </w:pPr>
             <w:r>
               <w:rPr>
                 <w:rFonts w:ascii="Consolas" w:hAnsi="Consolas" w:eastAsia="Meiryo UI" w:cs="Consolas"/>
                 <w:rStyle w:val="VerbatimChar"/>
               </w:rPr>
+              <w:t xml:space="preserve">Cognitive Services OpenAI User</w:t>
+            </w:r>
+          </w:p>
+        </w:tc>
+        <w:tc>
+          <w:tcPr/>
+          <w:p>
+            <w:pPr>
+              <w:pStyle w:val="Compact"/>
+            </w:pPr>
+            <w:r>
+              <w:rPr>
+                <w:rFonts w:hint="eastAsia"/>
+              </w:rPr>
+              <w:t xml:space="preserve">Skillset（インデクシング時）・Vectorizer（クエリ時）からのEmbedding呼び出し</w:t>
+            </w:r>
+          </w:p>
+        </w:tc>
+      </w:tr>
+      <w:tr>
+        <w:tc>
+          <w:tcPr/>
+          <w:p>
+            <w:pPr>
+              <w:pStyle w:val="Compact"/>
+            </w:pPr>
+            <w:r>
+              <w:t xml:space="preserve">Cosmos DB</w:t>
+            </w:r>
+          </w:p>
+        </w:tc>
+        <w:tc>
+          <w:tcPr/>
+          <w:p>
+            <w:pPr>
+              <w:pStyle w:val="Compact"/>
+            </w:pPr>
+            <w:r>
+              <w:rPr>
+                <w:rFonts w:ascii="Consolas" w:hAnsi="Consolas" w:eastAsia="Meiryo UI" w:cs="Consolas"/>
+                <w:rStyle w:val="VerbatimChar"/>
+              </w:rPr>
+              <w:t xml:space="preserve">Cosmos DB Account Reader Role</w:t>
+            </w:r>
+            <w:r>
+              <w:rPr>
+                <w:rFonts w:hint="eastAsia"/>
+              </w:rPr>
+              <w:t xml:space="preserve">（管理プレーン）</w:t>
+            </w:r>
+          </w:p>
+        </w:tc>
+        <w:tc>
+          <w:tcPr/>
+          <w:p>
+            <w:pPr>
+              <w:pStyle w:val="Compact"/>
+            </w:pPr>
+            <w:r>
+              <w:rPr>
+                <w:rFonts w:hint="eastAsia"/>
+              </w:rPr>
+              <w:t xml:space="preserve">Indexerのデータソース接続メタデータ読み取り</w:t>
+            </w:r>
+          </w:p>
+        </w:tc>
+      </w:tr>
+      <w:tr>
+        <w:tc>
+          <w:tcPr/>
+          <w:p>
+            <w:pPr>
+              <w:pStyle w:val="Compact"/>
+            </w:pPr>
+            <w:r>
+              <w:t xml:space="preserve">Cosmos DB</w:t>
+            </w:r>
+          </w:p>
+        </w:tc>
+        <w:tc>
+          <w:tcPr/>
+          <w:p>
+            <w:pPr>
+              <w:pStyle w:val="Compact"/>
+            </w:pPr>
+            <w:r>
+              <w:rPr>
+                <w:rFonts w:ascii="Consolas" w:hAnsi="Consolas" w:eastAsia="Meiryo UI" w:cs="Consolas"/>
+                <w:rStyle w:val="VerbatimChar"/>
+              </w:rPr>
+              <w:t xml:space="preserve">Cosmos DB Built-in Data Reader</w:t>
+            </w:r>
+            <w:r>
+              <w:rPr>
+                <w:rFonts w:hint="eastAsia"/>
+              </w:rPr>
+              <w:t xml:space="preserve">（データプレーン）</w:t>
+            </w:r>
+          </w:p>
+        </w:tc>
+        <w:tc>
+          <w:tcPr/>
+          <w:p>
+            <w:pPr>
+              <w:pStyle w:val="Compact"/>
+            </w:pPr>
+            <w:r>
+              <w:t xml:space="preserve">IndexerによるCosmos </w:t>
+            </w:r>
+            <w:r>
+              <w:rPr>
+                <w:rFonts w:hint="eastAsia"/>
+              </w:rPr>
+              <w:t xml:space="preserve">DBドキュメント読み取り</w:t>
+            </w:r>
+          </w:p>
+        </w:tc>
+      </w:tr>
+    </w:tbl>
+    <w:p>
+      <w:pPr>
+        <w:pStyle w:val="BodyText"/>
+      </w:pPr>
+      <w:r>
+        <w:t xml:space="preserve">Web AppのManaged </w:t>
+      </w:r>
+      <w:r>
+        <w:rPr>
+          <w:rFonts w:hint="eastAsia"/>
+        </w:rPr>
+        <w:t xml:space="preserve">Identity向け:</w:t>
+      </w:r>
+    </w:p>
+    <w:tbl>
+      <w:tblPr>
+        <w:tblStyle w:val="Table"/>
+        <w:tblW w:type="pct" w:w="5000"/>
+        <w:tblLayout w:type="autofit"/>
+        <w:tblLook w:firstRow="1" w:lastRow="0" w:firstColumn="0" w:lastColumn="0" w:noHBand="0" w:noVBand="0" w:val="0020"/>
+        <w:tblBorders>
+          <w:top w:val="single" w:sz="4" w:space="0" w:color="000000"/>
+          <w:left w:val="single" w:sz="4" w:space="0" w:color="000000"/>
+          <w:bottom w:val="single" w:sz="4" w:space="0" w:color="000000"/>
+          <w:right w:val="single" w:sz="4" w:space="0" w:color="000000"/>
+          <w:insideH w:val="single" w:sz="4" w:space="0" w:color="000000"/>
+          <w:insideV w:val="single" w:sz="4" w:space="0" w:color="000000"/>
+        </w:tblBorders>
+        <w:jc w:val="center"/>
+      </w:tblPr>
+      <w:tblGrid>
+        <w:gridCol w:w="3677"/>
+        <w:gridCol w:w="2545"/>
+        <w:gridCol w:w="1697"/>
+      </w:tblGrid>
+      <w:tr>
+        <w:trPr>
+          <w:tblHeader w:val="on"/>
+        </w:trPr>
+        <w:tc>
+          <w:tcPr>
+            <w:shd w:val="clear" w:color="auto" w:fill="2B5292"/>
+          </w:tcPr>
+          <w:tcPr/>
+          <w:p>
+            <w:pPr>
+              <w:pStyle w:val="Compact"/>
+            </w:pPr>
+            <w:r>
+              <w:rPr>
+                <w:color w:val="FFFFFF"/>
+                <w:b/>
+                <w:bCs/>
+                <w:rFonts w:hint="eastAsia"/>
+              </w:rPr>
+              <w:t xml:space="preserve">対象リソース</w:t>
+            </w:r>
+          </w:p>
+        </w:tc>
+        <w:tc>
+          <w:tcPr>
+            <w:shd w:val="clear" w:color="auto" w:fill="2B5292"/>
+          </w:tcPr>
+          <w:tcPr/>
+          <w:p>
+            <w:pPr>
+              <w:pStyle w:val="Compact"/>
+            </w:pPr>
+            <w:r>
+              <w:rPr>
+                <w:color w:val="FFFFFF"/>
+                <w:b/>
+                <w:bCs/>
+                <w:rFonts w:hint="eastAsia"/>
+              </w:rPr>
+              <w:t xml:space="preserve">ロール名</w:t>
+            </w:r>
+          </w:p>
+        </w:tc>
+        <w:tc>
+          <w:tcPr>
+            <w:shd w:val="clear" w:color="auto" w:fill="2B5292"/>
+          </w:tcPr>
+          <w:tcPr/>
+          <w:p>
+            <w:pPr>
+              <w:pStyle w:val="Compact"/>
+            </w:pPr>
+            <w:r>
+              <w:rPr>
+                <w:color w:val="FFFFFF"/>
+                <w:b/>
+                <w:bCs/>
+                <w:rFonts w:hint="eastAsia"/>
+              </w:rPr>
+              <w:t xml:space="preserve">用途</w:t>
+            </w:r>
+          </w:p>
+        </w:tc>
+      </w:tr>
+      <w:tr>
+        <w:tc>
+          <w:tcPr/>
+          <w:p>
+            <w:pPr>
+              <w:pStyle w:val="Compact"/>
+            </w:pPr>
+            <w:r>
+              <w:t xml:space="preserve">Azure AI Search</w:t>
+            </w:r>
+          </w:p>
+        </w:tc>
+        <w:tc>
+          <w:tcPr/>
+          <w:p>
+            <w:pPr>
+              <w:pStyle w:val="Compact"/>
+            </w:pPr>
+            <w:r>
+              <w:rPr>
+                <w:rFonts w:ascii="Consolas" w:hAnsi="Consolas" w:eastAsia="Meiryo UI" w:cs="Consolas"/>
+                <w:rStyle w:val="VerbatimChar"/>
+              </w:rPr>
+              <w:t xml:space="preserve">Search Index Data Reader</w:t>
+            </w:r>
+          </w:p>
+        </w:tc>
+        <w:tc>
+          <w:tcPr/>
+          <w:p>
+            <w:pPr>
+              <w:pStyle w:val="Compact"/>
+            </w:pPr>
+            <w:r>
+              <w:rPr>
+                <w:rFonts w:hint="eastAsia"/>
+              </w:rPr>
+              <w:t xml:space="preserve">検索クエリ実行</w:t>
+            </w:r>
+          </w:p>
+        </w:tc>
+      </w:tr>
+      <w:tr>
+        <w:tc>
+          <w:tcPr/>
+          <w:p>
+            <w:pPr>
+              <w:pStyle w:val="Compact"/>
+            </w:pPr>
+            <w:r>
+              <w:t xml:space="preserve">Cosmos DB</w:t>
+            </w:r>
+          </w:p>
+        </w:tc>
+        <w:tc>
+          <w:tcPr/>
+          <w:p>
+            <w:pPr>
+              <w:pStyle w:val="Compact"/>
+            </w:pPr>
+            <w:r>
+              <w:rPr>
+                <w:rFonts w:ascii="Consolas" w:hAnsi="Consolas" w:eastAsia="Meiryo UI" w:cs="Consolas"/>
+                <w:rStyle w:val="VerbatimChar"/>
+              </w:rPr>
               <w:t xml:space="preserve">Cosmos DB Built-in Data Contributor</w:t>
             </w:r>
             <w:r>
               <w:rPr>
                 <w:rFonts w:hint="eastAsia"/>
               </w:rPr>
-              <w:t xml:space="preserve">ロールを付与（FR-007</w:t>
-            </w:r>
-            <w:r>
-              <w:t xml:space="preserve"> </w:t>
-            </w:r>
-            <w:r>
-              <w:rPr>
-                <w:rFonts w:hint="eastAsia"/>
-              </w:rPr>
-              <w:t xml:space="preserve">FAQ削除・FR-008</w:t>
-            </w:r>
-            <w:r>
-              <w:t xml:space="preserve"> </w:t>
-            </w:r>
-            <w:r>
-              <w:rPr>
-                <w:rFonts w:hint="eastAsia"/>
-              </w:rPr>
-              <w:t xml:space="preserve">判定記録で使用）</w:t>
+              <w:t xml:space="preserve">（データプレーン）</w:t>
+            </w:r>
+          </w:p>
+        </w:tc>
+        <w:tc>
+          <w:tcPr/>
+          <w:p>
+            <w:pPr>
+              <w:pStyle w:val="Compact"/>
+            </w:pPr>
+            <w:r>
+              <w:rPr>
+                <w:rFonts w:hint="eastAsia"/>
+              </w:rPr>
+              <w:t xml:space="preserve">FAQ削除・判定記録の書き込み（FR-007・FR-008で使用）</w:t>
             </w:r>
           </w:p>
         </w:tc>
       </w:tr>
     </w:tbl>
+    <w:p>
+      <w:pPr>
+        <w:pStyle w:val="BodyText"/>
+      </w:pPr>
+      <w:r>
+        <w:t xml:space="preserve">Microsoft </w:t>
+      </w:r>
+      <w:r>
+        <w:rPr>
+          <w:rFonts w:hint="eastAsia"/>
+        </w:rPr>
+        <w:t xml:space="preserve">Graph（アプリケーション権限）:</w:t>
+      </w:r>
+    </w:p>
+    <w:tbl>
+      <w:tblPr>
+        <w:tblStyle w:val="Table"/>
+        <w:tblW w:type="pct" w:w="5000"/>
+        <w:tblLayout w:type="autofit"/>
+        <w:tblLook w:firstRow="1" w:lastRow="0" w:firstColumn="0" w:lastColumn="0" w:noHBand="0" w:noVBand="0" w:val="0020"/>
+        <w:tblBorders>
+          <w:top w:val="single" w:sz="4" w:space="0" w:color="000000"/>
+          <w:left w:val="single" w:sz="4" w:space="0" w:color="000000"/>
+          <w:bottom w:val="single" w:sz="4" w:space="0" w:color="000000"/>
+          <w:right w:val="single" w:sz="4" w:space="0" w:color="000000"/>
+          <w:insideH w:val="single" w:sz="4" w:space="0" w:color="000000"/>
+          <w:insideV w:val="single" w:sz="4" w:space="0" w:color="000000"/>
+        </w:tblBorders>
+        <w:jc w:val="center"/>
+      </w:tblPr>
+      <w:tblGrid>
+        <w:gridCol w:w="2880"/>
+        <w:gridCol w:w="2880"/>
+        <w:gridCol w:w="2160"/>
+      </w:tblGrid>
+      <w:tr>
+        <w:trPr>
+          <w:tblHeader w:val="on"/>
+        </w:trPr>
+        <w:tc>
+          <w:tcPr>
+            <w:shd w:val="clear" w:color="auto" w:fill="2B5292"/>
+          </w:tcPr>
+          <w:tcPr/>
+          <w:p>
+            <w:pPr>
+              <w:pStyle w:val="Compact"/>
+            </w:pPr>
+            <w:r>
+              <w:rPr>
+                <w:color w:val="FFFFFF"/>
+                <w:b/>
+                <w:bCs/>
+                <w:rFonts w:hint="eastAsia"/>
+              </w:rPr>
+              <w:t xml:space="preserve">権限名</w:t>
+            </w:r>
+          </w:p>
+        </w:tc>
+        <w:tc>
+          <w:tcPr>
+            <w:shd w:val="clear" w:color="auto" w:fill="2B5292"/>
+          </w:tcPr>
+          <w:tcPr/>
+          <w:p>
+            <w:pPr>
+              <w:pStyle w:val="Compact"/>
+            </w:pPr>
+            <w:r>
+              <w:rPr>
+                <w:color w:val="FFFFFF"/>
+                <w:b/>
+                <w:bCs/>
+                <w:rFonts w:hint="eastAsia"/>
+              </w:rPr>
+              <w:t xml:space="preserve">付与先</w:t>
+            </w:r>
+          </w:p>
+        </w:tc>
+        <w:tc>
+          <w:tcPr>
+            <w:shd w:val="clear" w:color="auto" w:fill="2B5292"/>
+          </w:tcPr>
+          <w:tcPr/>
+          <w:p>
+            <w:pPr>
+              <w:pStyle w:val="Compact"/>
+            </w:pPr>
+            <w:r>
+              <w:rPr>
+                <w:color w:val="FFFFFF"/>
+                <w:b/>
+                <w:bCs/>
+                <w:rFonts w:hint="eastAsia"/>
+              </w:rPr>
+              <w:t xml:space="preserve">用途</w:t>
+            </w:r>
+          </w:p>
+        </w:tc>
+      </w:tr>
+      <w:tr>
+        <w:tc>
+          <w:tcPr/>
+          <w:p>
+            <w:pPr>
+              <w:pStyle w:val="Compact"/>
+            </w:pPr>
+            <w:r>
+              <w:rPr>
+                <w:rFonts w:ascii="Consolas" w:hAnsi="Consolas" w:eastAsia="Meiryo UI" w:cs="Consolas"/>
+                <w:rStyle w:val="VerbatimChar"/>
+              </w:rPr>
+              <w:t xml:space="preserve">Files.ReadWrite.All</w:t>
+            </w:r>
+          </w:p>
+        </w:tc>
+        <w:tc>
+          <w:tcPr/>
+          <w:p>
+            <w:pPr>
+              <w:pStyle w:val="Compact"/>
+            </w:pPr>
+            <w:r>
+              <w:t xml:space="preserve">Web AppのManaged Identity</w:t>
+            </w:r>
+          </w:p>
+        </w:tc>
+        <w:tc>
+          <w:tcPr/>
+          <w:p>
+            <w:pPr>
+              <w:pStyle w:val="Compact"/>
+            </w:pPr>
+            <w:r>
+              <w:t xml:space="preserve">FR-009 </w:t>
+            </w:r>
+            <w:r>
+              <w:rPr>
+                <w:rFonts w:hint="eastAsia"/>
+              </w:rPr>
+              <w:t xml:space="preserve">Excel出力ファイルのSharePointアップロード</w:t>
+            </w:r>
+          </w:p>
+        </w:tc>
+      </w:tr>
+    </w:tbl>
+    <w:p>
+      <w:pPr>
+        <w:pStyle w:val="BodyText"/>
+      </w:pPr>
+      <w:r>
+        <w:rPr>
+          <w:rFonts w:hint="eastAsia"/>
+          <w:b/>
+          <w:bCs/>
+        </w:rPr>
+        <w:t xml:space="preserve">注記:</w:t>
+      </w:r>
+      <w:r>
+        <w:t xml:space="preserve"> </w:t>
+      </w:r>
+      <w:r>
+        <w:t xml:space="preserve">BotアプリケーションからAzure </w:t>
+      </w:r>
+      <w:r>
+        <w:rPr>
+          <w:rFonts w:hint="eastAsia"/>
+        </w:rPr>
+        <w:t xml:space="preserve">OpenAIを直接呼び出すことはない。Embeddingの呼び出しはすべてAI</w:t>
+      </w:r>
+      <w:r>
+        <w:t xml:space="preserve"> </w:t>
+      </w:r>
+      <w:r>
+        <w:rPr>
+          <w:rFonts w:hint="eastAsia"/>
+        </w:rPr>
+        <w:t xml:space="preserve">Search経由（ビルトインSkill/Vectorizer）で行うため、</w:t>
+      </w:r>
+      <w:r>
+        <w:rPr>
+          <w:rFonts w:ascii="Consolas" w:hAnsi="Consolas" w:eastAsia="Meiryo UI" w:cs="Consolas"/>
+          <w:rStyle w:val="VerbatimChar"/>
+        </w:rPr>
+        <w:t xml:space="preserve">Cognitive Services OpenAI User</w:t>
+      </w:r>
+      <w:r>
+        <w:t xml:space="preserve">はAI </w:t>
+      </w:r>
+      <w:r>
+        <w:rPr>
+          <w:rFonts w:hint="eastAsia"/>
+        </w:rPr>
+        <w:t xml:space="preserve">SearchのMIに付与する。</w:t>
+      </w:r>
+    </w:p>
     <w:bookmarkEnd w:id="78"/>
     <w:bookmarkStart w:id="79" w:name="データ保護"/>
     <w:p>
@@ -21548,7 +22191,7 @@
               <w:rPr>
                 <w:rFonts w:hint="eastAsia"/>
               </w:rPr>
-              <w:t xml:space="preserve">は既存環境または別手順で準備済みであること</w:t>
+              <w:t xml:space="preserve">は導入手順書の手順に従い構築済みであること</w:t>
             </w:r>
           </w:p>
         </w:tc>
@@ -21879,7 +22522,7 @@
               <w:rPr>
                 <w:rFonts w:hint="eastAsia"/>
               </w:rPr>
-              <w:t xml:space="preserve">Rankerが付与する関連度スコア（0〜4の範囲）</w:t>
+              <w:t xml:space="preserve">Rankerが付与する関連度スコア（0.0〜4.0の範囲）</w:t>
             </w:r>
           </w:p>
         </w:tc>

--- a/rag-maintenance/docs/要件定義書.docx
+++ b/rag-maintenance/docs/要件定義書.docx
@@ -371,7 +371,7 @@
           <w:b/>
           <w:bCs/>
         </w:rPr>
-        <w:t xml:space="preserve">現状の課題:</w:t>
+        <w:t xml:space="preserve">現状の課題</w:t>
       </w:r>
     </w:p>
     <w:p>
@@ -528,7 +528,7 @@
           <w:b/>
           <w:bCs/>
         </w:rPr>
-        <w:t xml:space="preserve">対象範囲:</w:t>
+        <w:t xml:space="preserve">対象範囲</w:t>
       </w:r>
     </w:p>
     <w:tbl>
@@ -2474,7 +2474,7 @@
           <w:b/>
           <w:bCs/>
         </w:rPr>
-        <w:t xml:space="preserve">入力例:</w:t>
+        <w:t xml:space="preserve">入力例</w:t>
       </w:r>
     </w:p>
     <w:p>
@@ -2694,7 +2694,7 @@
           <w:b/>
           <w:bCs/>
         </w:rPr>
-        <w:t xml:space="preserve">選択肢:</w:t>
+        <w:t xml:space="preserve">選択肢</w:t>
       </w:r>
     </w:p>
     <w:tbl>
@@ -3066,7 +3066,7 @@
           <w:b/>
           <w:bCs/>
         </w:rPr>
-        <w:t xml:space="preserve">検索方式（原文検索）:</w:t>
+        <w:t xml:space="preserve">検索方式（原文検索）</w:t>
       </w:r>
     </w:p>
     <w:p>
@@ -3149,7 +3149,7 @@
           <w:b/>
           <w:bCs/>
         </w:rPr>
-        <w:t xml:space="preserve">構成上のポイント:</w:t>
+        <w:t xml:space="preserve">構成上のポイント</w:t>
       </w:r>
     </w:p>
     <w:p>
@@ -3737,7 +3737,7 @@
           <w:b/>
           <w:bCs/>
         </w:rPr>
-        <w:t xml:space="preserve">UIの2段階構成:</w:t>
+        <w:t xml:space="preserve">UIの2段階構成</w:t>
       </w:r>
     </w:p>
     <w:p>
@@ -3825,7 +3825,7 @@
           <w:b/>
           <w:bCs/>
         </w:rPr>
-        <w:t xml:space="preserve">検索カード表示仕様:</w:t>
+        <w:t xml:space="preserve">検索カード表示仕様</w:t>
       </w:r>
     </w:p>
     <w:p>
@@ -4014,7 +4014,7 @@
           <w:b/>
           <w:bCs/>
         </w:rPr>
-        <w:t xml:space="preserve">結果カード表示仕様:</w:t>
+        <w:t xml:space="preserve">結果カード表示仕様</w:t>
       </w:r>
     </w:p>
     <w:p>
@@ -4217,7 +4217,7 @@
           <w:b/>
           <w:bCs/>
         </w:rPr>
-        <w:t xml:space="preserve">レイアウト（検索カード）:</w:t>
+        <w:t xml:space="preserve">レイアウト（検索カード）</w:t>
       </w:r>
     </w:p>
     <w:p>
@@ -4525,7 +4525,7 @@
           <w:b/>
           <w:bCs/>
         </w:rPr>
-        <w:t xml:space="preserve">レイアウト（結果カード）:</w:t>
+        <w:t xml:space="preserve">レイアウト（結果カード）</w:t>
       </w:r>
     </w:p>
     <w:p>
@@ -5020,7 +5020,7 @@
           <w:b/>
           <w:bCs/>
         </w:rPr>
-        <w:t xml:space="preserve">技術補足:</w:t>
+        <w:t xml:space="preserve">技術補足</w:t>
       </w:r>
     </w:p>
     <w:p>
@@ -5821,7 +5821,7 @@
           <w:b/>
           <w:bCs/>
         </w:rPr>
-        <w:t xml:space="preserve">Vectorization）の仕組み:</w:t>
+        <w:t xml:space="preserve">Vectorization）の仕組み</w:t>
       </w:r>
     </w:p>
     <w:p>
@@ -6040,7 +6040,7 @@
           <w:b/>
           <w:bCs/>
         </w:rPr>
-        <w:t xml:space="preserve">データ投入パスとIndexer連携:</w:t>
+        <w:t xml:space="preserve">データ投入パスとIndexer連携</w:t>
       </w:r>
     </w:p>
     <w:tbl>
@@ -6457,7 +6457,7 @@
           <w:b/>
           <w:bCs/>
         </w:rPr>
-        <w:t xml:space="preserve">運用上の注記:</w:t>
+        <w:t xml:space="preserve">運用上の注記</w:t>
       </w:r>
     </w:p>
     <w:p>
@@ -6751,7 +6751,7 @@
           <w:b/>
           <w:bCs/>
         </w:rPr>
-        <w:t xml:space="preserve">処理フロー:</w:t>
+        <w:t xml:space="preserve">処理フロー</w:t>
       </w:r>
     </w:p>
     <w:p>
@@ -7190,7 +7190,7 @@
           <w:b/>
           <w:bCs/>
         </w:rPr>
-        <w:t xml:space="preserve">DB連動:</w:t>
+        <w:t xml:space="preserve">DB連動</w:t>
       </w:r>
     </w:p>
     <w:tbl>
@@ -7641,7 +7641,7 @@
           <w:b/>
           <w:bCs/>
         </w:rPr>
-        <w:t xml:space="preserve">処理フロー:</w:t>
+        <w:t xml:space="preserve">処理フロー</w:t>
       </w:r>
     </w:p>
     <w:p>
@@ -7952,7 +7952,7 @@
           <w:b/>
           <w:bCs/>
         </w:rPr>
-        <w:t xml:space="preserve">画面イメージ（想定）:</w:t>
+        <w:t xml:space="preserve">画面イメージ（想定）</w:t>
       </w:r>
     </w:p>
     <w:p>
@@ -8200,7 +8200,7 @@
           <w:b/>
           <w:bCs/>
         </w:rPr>
-        <w:t xml:space="preserve">DB連動:</w:t>
+        <w:t xml:space="preserve">DB連動</w:t>
       </w:r>
     </w:p>
     <w:tbl>
@@ -8380,7 +8380,7 @@
           <w:b/>
           <w:bCs/>
         </w:rPr>
-        <w:t xml:space="preserve">impactAssessmentsドキュメント構造:</w:t>
+        <w:t xml:space="preserve">impactAssessmentsドキュメント構造</w:t>
       </w:r>
     </w:p>
     <w:p>
@@ -8873,7 +8873,7 @@
           <w:b/>
           <w:bCs/>
         </w:rPr>
-        <w:t xml:space="preserve">設計上の判断:</w:t>
+        <w:t xml:space="preserve">設計上の判断</w:t>
       </w:r>
     </w:p>
     <w:p>
@@ -9159,7 +9159,7 @@
           <w:b/>
           <w:bCs/>
         </w:rPr>
-        <w:t xml:space="preserve">処理フロー:</w:t>
+        <w:t xml:space="preserve">処理フロー</w:t>
       </w:r>
     </w:p>
     <w:p>
@@ -9604,7 +9604,7 @@
           <w:b/>
           <w:bCs/>
         </w:rPr>
-        <w:t xml:space="preserve">画面イメージ（想定）:</w:t>
+        <w:t xml:space="preserve">画面イメージ（想定）</w:t>
       </w:r>
     </w:p>
     <w:p>
@@ -9814,7 +9814,7 @@
           <w:b/>
           <w:bCs/>
         </w:rPr>
-        <w:t xml:space="preserve">Excel列定義:</w:t>
+        <w:t xml:space="preserve">Excel列定義</w:t>
       </w:r>
     </w:p>
     <w:p>
@@ -10245,7 +10245,7 @@
           <w:b/>
           <w:bCs/>
         </w:rPr>
-        <w:t xml:space="preserve">技術仕様:</w:t>
+        <w:t xml:space="preserve">技術仕様</w:t>
       </w:r>
     </w:p>
     <w:tbl>
@@ -10536,7 +10536,7 @@
           <w:b/>
           <w:bCs/>
         </w:rPr>
-        <w:t xml:space="preserve">設計上の判断:</w:t>
+        <w:t xml:space="preserve">設計上の判断</w:t>
       </w:r>
     </w:p>
     <w:p>
@@ -12097,7 +12097,7 @@
           <w:b/>
           <w:bCs/>
         </w:rPr>
-        <w:t xml:space="preserve">SDK選定に関する注記:</w:t>
+        <w:t xml:space="preserve">SDK選定に関する注記</w:t>
       </w:r>
     </w:p>
     <w:p>
@@ -13175,7 +13175,7 @@
           <w:b/>
           <w:bCs/>
         </w:rPr>
-        <w:t xml:space="preserve">Embeddingコスト詳細:</w:t>
+        <w:t xml:space="preserve">Embeddingコスト詳細</w:t>
       </w:r>
     </w:p>
     <w:p>
@@ -14266,7 +14266,7 @@
           <w:b/>
           <w:bCs/>
         </w:rPr>
-        <w:t xml:space="preserve">DBコンテナ設計:</w:t>
+        <w:t xml:space="preserve">DBコンテナ設計</w:t>
       </w:r>
     </w:p>
     <w:tbl>
@@ -14577,7 +14577,7 @@
           <w:b/>
           <w:bCs/>
         </w:rPr>
-        <w:t xml:space="preserve">カテゴリIDマッピング:</w:t>
+        <w:t xml:space="preserve">カテゴリIDマッピング</w:t>
       </w:r>
     </w:p>
     <w:tbl>
@@ -15158,7 +15158,7 @@
           <w:b/>
           <w:bCs/>
         </w:rPr>
-        <w:t xml:space="preserve">フィールド定義:</w:t>
+        <w:t xml:space="preserve">フィールド定義</w:t>
       </w:r>
     </w:p>
     <w:tbl>
@@ -16524,7 +16524,7 @@
           <w:b/>
           <w:bCs/>
         </w:rPr>
-        <w:t xml:space="preserve">インデクシング（自動・定期）:</w:t>
+        <w:t xml:space="preserve">インデクシング（自動・定期）</w:t>
       </w:r>
     </w:p>
     <w:p>
@@ -16663,7 +16663,7 @@
           <w:b/>
           <w:bCs/>
         </w:rPr>
-        <w:t xml:space="preserve">検索（ユーザー操作時）:</w:t>
+        <w:t xml:space="preserve">検索（ユーザー操作時）</w:t>
       </w:r>
     </w:p>
     <w:p>
@@ -16931,7 +16931,7 @@
           <w:b/>
           <w:bCs/>
         </w:rPr>
-        <w:t xml:space="preserve">操作（ユーザーアクション時）:</w:t>
+        <w:t xml:space="preserve">操作（ユーザーアクション時）</w:t>
       </w:r>
     </w:p>
     <w:p>
@@ -18618,7 +18618,7 @@
           <w:b/>
           <w:bCs/>
         </w:rPr>
-        <w:t xml:space="preserve">書き込み操作:</w:t>
+        <w:t xml:space="preserve">書き込み操作</w:t>
       </w:r>
     </w:p>
     <w:tbl>
@@ -20324,7 +20324,7 @@
           <w:b/>
           <w:bCs/>
         </w:rPr>
-        <w:t xml:space="preserve">Identityロール付与一覧:</w:t>
+        <w:t xml:space="preserve">Identityロール付与一覧</w:t>
       </w:r>
     </w:p>
     <w:p>
@@ -24039,7 +24039,7 @@
           <w:b/>
           <w:bCs/>
         </w:rPr>
-        <w:t xml:space="preserve">主要な知見:</w:t>
+        <w:t xml:space="preserve">主要な知見</w:t>
       </w:r>
     </w:p>
     <w:p>

--- a/rag-maintenance/docs/要件定義書.docx
+++ b/rag-maintenance/docs/要件定義書.docx
@@ -839,7 +839,7 @@
           <wp:inline>
             <wp:extent cx="5334000" cy="2213174"/>
             <wp:effectExtent b="0" l="0" r="0" t="0"/>
-            <wp:docPr descr="システム概念図" title="" id="18" name="Picture"/>
+            <wp:docPr descr="図：システム概念図" title="" id="18" name="Picture"/>
             <a:graphic>
               <a:graphicData uri="http://schemas.openxmlformats.org/drawingml/2006/picture">
                 <pic:pic>
@@ -880,12 +880,13 @@
     <w:p>
       <w:pPr>
         <w:pStyle w:val="ImageCaption"/>
+        <w:jc w:val="center"/>
       </w:pPr>
       <w:r>
         <w:rPr>
           <w:rFonts w:hint="eastAsia"/>
         </w:rPr>
-        <w:t xml:space="preserve">システム概念図</w:t>
+        <w:t xml:space="preserve">図：システム概念図</w:t>
       </w:r>
     </w:p>
     <w:bookmarkEnd w:id="20"/>
@@ -1174,7 +1175,7 @@
           <wp:inline>
             <wp:extent cx="5334000" cy="1290976"/>
             <wp:effectExtent b="0" l="0" r="0" t="0"/>
-            <wp:docPr descr="現行業務フロー" title="" id="24" name="Picture"/>
+            <wp:docPr descr="図：現行業務フロー" title="" id="24" name="Picture"/>
             <a:graphic>
               <a:graphicData uri="http://schemas.openxmlformats.org/drawingml/2006/picture">
                 <pic:pic>
@@ -1215,12 +1216,13 @@
     <w:p>
       <w:pPr>
         <w:pStyle w:val="ImageCaption"/>
+        <w:jc w:val="center"/>
       </w:pPr>
       <w:r>
         <w:rPr>
           <w:rFonts w:hint="eastAsia"/>
         </w:rPr>
-        <w:t xml:space="preserve">現行業務フロー</w:t>
+        <w:t xml:space="preserve">図：現行業務フロー</w:t>
       </w:r>
     </w:p>
     <w:bookmarkEnd w:id="26"/>
@@ -1249,7 +1251,7 @@
           <wp:inline>
             <wp:extent cx="5334000" cy="1339962"/>
             <wp:effectExtent b="0" l="0" r="0" t="0"/>
-            <wp:docPr descr="目標業務フロー" title="" id="28" name="Picture"/>
+            <wp:docPr descr="図：目標業務フロー" title="" id="28" name="Picture"/>
             <a:graphic>
               <a:graphicData uri="http://schemas.openxmlformats.org/drawingml/2006/picture">
                 <pic:pic>
@@ -1290,12 +1292,13 @@
     <w:p>
       <w:pPr>
         <w:pStyle w:val="ImageCaption"/>
+        <w:jc w:val="center"/>
       </w:pPr>
       <w:r>
         <w:rPr>
           <w:rFonts w:hint="eastAsia"/>
         </w:rPr>
-        <w:t xml:space="preserve">目標業務フロー</w:t>
+        <w:t xml:space="preserve">図：目標業務フロー</w:t>
       </w:r>
     </w:p>
     <w:bookmarkEnd w:id="30"/>
@@ -3090,7 +3093,7 @@
           <wp:inline>
             <wp:extent cx="5334000" cy="7963884"/>
             <wp:effectExtent b="0" l="0" r="0" t="0"/>
-            <wp:docPr descr="原文検索方式フロー" title="" id="37" name="Picture"/>
+            <wp:docPr descr="図：原文検索方式フロー" title="" id="37" name="Picture"/>
             <a:graphic>
               <a:graphicData uri="http://schemas.openxmlformats.org/drawingml/2006/picture">
                 <pic:pic>
@@ -3131,12 +3134,13 @@
     <w:p>
       <w:pPr>
         <w:pStyle w:val="ImageCaption"/>
+        <w:jc w:val="center"/>
       </w:pPr>
       <w:r>
         <w:rPr>
           <w:rFonts w:hint="eastAsia"/>
         </w:rPr>
-        <w:t xml:space="preserve">原文検索方式フロー</w:t>
+        <w:t xml:space="preserve">図：原文検索方式フロー</w:t>
       </w:r>
     </w:p>
     <w:p>
@@ -11771,7 +11775,7 @@
           <wp:inline>
             <wp:extent cx="5334000" cy="2759390"/>
             <wp:effectExtent b="0" l="0" r="0" t="0"/>
-            <wp:docPr descr="Azure構成図" title="" id="54" name="Picture"/>
+            <wp:docPr descr="図：Azure構成図" title="" id="54" name="Picture"/>
             <a:graphic>
               <a:graphicData uri="http://schemas.openxmlformats.org/drawingml/2006/picture">
                 <pic:pic>
@@ -11812,12 +11816,13 @@
     <w:p>
       <w:pPr>
         <w:pStyle w:val="ImageCaption"/>
+        <w:jc w:val="center"/>
       </w:pPr>
       <w:r>
         <w:rPr>
           <w:rFonts w:hint="eastAsia"/>
         </w:rPr>
-        <w:t xml:space="preserve">Azure構成図</w:t>
+        <w:t xml:space="preserve">図：Azure構成図</w:t>
       </w:r>
     </w:p>
     <w:bookmarkEnd w:id="56"/>
